--- a/templates/cessation-declaration.docx
+++ b/templates/cessation-declaration.docx
@@ -222,7 +222,7 @@
         <w:spacing w:after="200"/>
       </w:pPr>
       <w:r>
-        <w:t xml:space="preserve">Fait à {{VILLE_SIGNATURE}}, le {{DATE_CESSATION_FR}}.</w:t>
+        <w:t xml:space="preserve">Fait à {{VILLE_SIGNATURE}}, le {{DATE_SIGNATURE_FR}}.</w:t>
       </w:r>
     </w:p>
     <w:p>
